--- a/半导体高优先级批次自动排程/SOP_使用说明.docx
+++ b/半导体高优先级批次自动排程/SOP_使用说明.docx
@@ -5140,6 +5140,54 @@
     </w:p>
     <w:p>
       <w:pPr>
+        <w:pStyle w:val="Heading3"/>
+      </w:pPr>
+      <w:r>
+        <w:t>4.4.1 Q-time 排程与“安全站点”原则</w:t>
+      </w:r>
+    </w:p>
+    <w:p>
+      <w:pPr>
+        <w:pStyle w:val="BodyText"/>
+      </w:pPr>
+      <w:r>
+        <w:t>当产品存在 Q-time 工序链时（如上例 DISPENSE→CURE 4 小时），区间前一个步骤（如 DISPENSE）可视为安全站点。系统在排整条工序链时遵循以下原则：</w:t>
+      </w:r>
+    </w:p>
+    <w:p>
+      <w:pPr>
+        <w:pStyle w:val="BodyText"/>
+      </w:pPr>
+      <w:r>
+        <w:t>1. 机台空闲且步骤该做时就直接做：从链首逐步正向贪心，为每个步骤找最早已可行的槽位，各步骤尽早开始，避免“为了凑下站的 Q-time 而倒着拖着前面步骤”导致明明设备空闲却不做。</w:t>
+      </w:r>
+    </w:p>
+    <w:p>
+      <w:pPr>
+        <w:pStyle w:val="BodyText"/>
+      </w:pPr>
+      <w:r>
+        <w:t>2. 只在 Q-time 区间入口做前瞻：进入区间前估算“要不要进、进去后冲突怎么排”，并把区间参考时刻估准（计入手动延后/精确锁定等约束），做到“能松则松、该等则等”。</w:t>
+      </w:r>
+    </w:p>
+    <w:p>
+      <w:pPr>
+        <w:pStyle w:val="BodyText"/>
+      </w:pPr>
+      <w:r>
+        <w:t>3. 超 Q 才回退保底：仅当贪心结果会导致超 Q-time 时才回退到“倒排保底”，最终保证不超 Q-time。</w:t>
+      </w:r>
+    </w:p>
+    <w:p>
+      <w:pPr>
+        <w:pStyle w:val="BodyText"/>
+      </w:pPr>
+      <w:r>
+        <w:t>一句话：做完当前站点就继续往下做，各步骤越早开始越好；只在 Q-time 区间的入口额外考虑是否进入及冲突处理，不做无意义的倒排导致设备空闲。</w:t>
+      </w:r>
+    </w:p>
+    <w:p>
+      <w:pPr>
         <w:spacing w:after="60" w:before="0" w:line="276" w:lineRule="auto"/>
       </w:pPr>
       <w:r>
@@ -13430,6 +13478,38 @@
                 <w:sz w:val="18"/>
               </w:rPr>
               <w:t xml:space="preserve">是整个系统的”生产资料”，建议定期整体备份；整个目录搬到别的电脑即可复用</w:t>
+            </w:r>
+          </w:p>
+        </w:tc>
+      </w:tr>
+      <w:tr>
+        <w:tc>
+          <w:tcPr>
+            <w:tcW w:type="dxa" w:w="2640"/>
+          </w:tcPr>
+          <w:p>
+            <w:r>
+              <w:t>11</w:t>
+            </w:r>
+          </w:p>
+        </w:tc>
+        <w:tc>
+          <w:tcPr>
+            <w:tcW w:type="dxa" w:w="2640"/>
+          </w:tcPr>
+          <w:p>
+            <w:r>
+              <w:t>报表出现“[排程合理性]”告警</w:t>
+            </w:r>
+          </w:p>
+        </w:tc>
+        <w:tc>
+          <w:tcPr>
+            <w:tcW w:type="dxa" w:w="2640"/>
+          </w:tcPr>
+          <w:p>
+            <w:r>
+              <w:t>排程结束后系统会对结果做合理性检测（只提示、不改变结果）。目前只检测三类：lot_constraints 引用环、引用环雪崩自动回退、引用步骤在流程中不存在；出现时请核查 lot_constraints.csv 配置</w:t>
             </w:r>
           </w:p>
         </w:tc>

--- a/半导体高优先级批次自动排程/SOP_使用说明.docx
+++ b/半导体高优先级批次自动排程/SOP_使用说明.docx
@@ -3207,35 +3207,355 @@
         <w:t xml:space="preserve">：</w:t>
       </w:r>
     </w:p>
-    <w:p>
-      <w:pPr>
-        <w:pStyle w:val="SourceCode"/>
-      </w:pPr>
-      <w:r>
-        <w:rPr>
-          <w:rStyle w:val="VerbatimChar"/>
-        </w:rPr>
-        <w:t xml:space="preserve">lot_name    carrier_id  product_name    qty priority    step_name   target_step lot_state   running_time    start_time  planned_end</w:t>
-      </w:r>
-      <w:r>
-        <w:br/>
-      </w:r>
-      <w:r>
-        <w:rPr>
-          <w:rStyle w:val="VerbatimChar"/>
-        </w:rPr>
-        <w:t xml:space="preserve">PC1 PFME0307    A005-P1 1   1-1 A005-P1-FC-DUMMY            wait    0   2026/8/17 8:30  </w:t>
-      </w:r>
-      <w:r>
-        <w:br/>
-      </w:r>
-      <w:r>
-        <w:rPr>
-          <w:rStyle w:val="VerbatimChar"/>
-        </w:rPr>
-        <w:t xml:space="preserve">real1   PFME0408    A005-MA 2   3-1 A005-R1-AB1IQC-WFS          running 45  2026/8/17 8:30  2026/8/20 18:00</w:t>
-      </w:r>
-    </w:p>
+    <w:tbl>
+      <w:tblPr>
+        <w:tblW w:type="auto" w:w="0"/>
+        <w:tblLook w:firstColumn="1" w:firstRow="1" w:lastColumn="0" w:lastRow="0" w:noHBand="0" w:noVBand="1" w:val="04A0"/>
+      </w:tblPr>
+      <w:tblGrid>
+        <w:gridCol w:w="851"/>
+        <w:gridCol w:w="851"/>
+        <w:gridCol w:w="851"/>
+        <w:gridCol w:w="851"/>
+        <w:gridCol w:w="851"/>
+        <w:gridCol w:w="851"/>
+        <w:gridCol w:w="851"/>
+        <w:gridCol w:w="851"/>
+        <w:gridCol w:w="851"/>
+        <w:gridCol w:w="851"/>
+        <w:gridCol w:w="851"/>
+      </w:tblGrid>
+      <w:tr>
+        <w:tc>
+          <w:tcPr>
+            <w:tcW w:type="dxa" w:w="851"/>
+          </w:tcPr>
+          <w:p>
+            <w:r>
+              <w:t>lot_name</w:t>
+            </w:r>
+          </w:p>
+        </w:tc>
+        <w:tc>
+          <w:tcPr>
+            <w:tcW w:type="dxa" w:w="851"/>
+          </w:tcPr>
+          <w:p>
+            <w:r>
+              <w:t>carrier_id</w:t>
+            </w:r>
+          </w:p>
+        </w:tc>
+        <w:tc>
+          <w:tcPr>
+            <w:tcW w:type="dxa" w:w="851"/>
+          </w:tcPr>
+          <w:p>
+            <w:r>
+              <w:t>product_name</w:t>
+            </w:r>
+          </w:p>
+        </w:tc>
+        <w:tc>
+          <w:tcPr>
+            <w:tcW w:type="dxa" w:w="851"/>
+          </w:tcPr>
+          <w:p>
+            <w:r>
+              <w:t>qty</w:t>
+            </w:r>
+          </w:p>
+        </w:tc>
+        <w:tc>
+          <w:tcPr>
+            <w:tcW w:type="dxa" w:w="851"/>
+          </w:tcPr>
+          <w:p>
+            <w:r>
+              <w:t>priority</w:t>
+            </w:r>
+          </w:p>
+        </w:tc>
+        <w:tc>
+          <w:tcPr>
+            <w:tcW w:type="dxa" w:w="851"/>
+          </w:tcPr>
+          <w:p>
+            <w:r>
+              <w:t>step_name</w:t>
+            </w:r>
+          </w:p>
+        </w:tc>
+        <w:tc>
+          <w:tcPr>
+            <w:tcW w:type="dxa" w:w="851"/>
+          </w:tcPr>
+          <w:p>
+            <w:r>
+              <w:t>target_step</w:t>
+            </w:r>
+          </w:p>
+        </w:tc>
+        <w:tc>
+          <w:tcPr>
+            <w:tcW w:type="dxa" w:w="851"/>
+          </w:tcPr>
+          <w:p>
+            <w:r>
+              <w:t>lot_state</w:t>
+            </w:r>
+          </w:p>
+        </w:tc>
+        <w:tc>
+          <w:tcPr>
+            <w:tcW w:type="dxa" w:w="851"/>
+          </w:tcPr>
+          <w:p>
+            <w:r>
+              <w:t>running_time</w:t>
+            </w:r>
+          </w:p>
+        </w:tc>
+        <w:tc>
+          <w:tcPr>
+            <w:tcW w:type="dxa" w:w="851"/>
+          </w:tcPr>
+          <w:p>
+            <w:r>
+              <w:t>start_time</w:t>
+            </w:r>
+          </w:p>
+        </w:tc>
+        <w:tc>
+          <w:tcPr>
+            <w:tcW w:type="dxa" w:w="851"/>
+          </w:tcPr>
+          <w:p>
+            <w:r>
+              <w:t>planned_end</w:t>
+            </w:r>
+          </w:p>
+        </w:tc>
+      </w:tr>
+      <w:tr>
+        <w:tc>
+          <w:tcPr>
+            <w:tcW w:type="dxa" w:w="851"/>
+          </w:tcPr>
+          <w:p>
+            <w:r>
+              <w:t>PC1</w:t>
+            </w:r>
+          </w:p>
+        </w:tc>
+        <w:tc>
+          <w:tcPr>
+            <w:tcW w:type="dxa" w:w="851"/>
+          </w:tcPr>
+          <w:p>
+            <w:r>
+              <w:t>PFME0307</w:t>
+            </w:r>
+          </w:p>
+        </w:tc>
+        <w:tc>
+          <w:tcPr>
+            <w:tcW w:type="dxa" w:w="851"/>
+          </w:tcPr>
+          <w:p>
+            <w:r>
+              <w:t>A005-P1</w:t>
+            </w:r>
+          </w:p>
+        </w:tc>
+        <w:tc>
+          <w:tcPr>
+            <w:tcW w:type="dxa" w:w="851"/>
+          </w:tcPr>
+          <w:p>
+            <w:r>
+              <w:t>1</w:t>
+            </w:r>
+          </w:p>
+        </w:tc>
+        <w:tc>
+          <w:tcPr>
+            <w:tcW w:type="dxa" w:w="851"/>
+          </w:tcPr>
+          <w:p>
+            <w:r>
+              <w:t>1-1</w:t>
+            </w:r>
+          </w:p>
+        </w:tc>
+        <w:tc>
+          <w:tcPr>
+            <w:tcW w:type="dxa" w:w="851"/>
+          </w:tcPr>
+          <w:p>
+            <w:r>
+              <w:t>A005-P1-FC-DUMMY</w:t>
+            </w:r>
+          </w:p>
+        </w:tc>
+        <w:tc>
+          <w:tcPr>
+            <w:tcW w:type="dxa" w:w="851"/>
+          </w:tcPr>
+          <w:p>
+            <w:r/>
+          </w:p>
+        </w:tc>
+        <w:tc>
+          <w:tcPr>
+            <w:tcW w:type="dxa" w:w="851"/>
+          </w:tcPr>
+          <w:p>
+            <w:r>
+              <w:t>wait</w:t>
+            </w:r>
+          </w:p>
+        </w:tc>
+        <w:tc>
+          <w:tcPr>
+            <w:tcW w:type="dxa" w:w="851"/>
+          </w:tcPr>
+          <w:p>
+            <w:r>
+              <w:t>0</w:t>
+            </w:r>
+          </w:p>
+        </w:tc>
+        <w:tc>
+          <w:tcPr>
+            <w:tcW w:type="dxa" w:w="851"/>
+          </w:tcPr>
+          <w:p>
+            <w:r>
+              <w:t>2026/8/17 8:30</w:t>
+            </w:r>
+          </w:p>
+        </w:tc>
+        <w:tc>
+          <w:tcPr>
+            <w:tcW w:type="dxa" w:w="851"/>
+          </w:tcPr>
+          <w:p>
+            <w:r/>
+          </w:p>
+        </w:tc>
+      </w:tr>
+      <w:tr>
+        <w:tc>
+          <w:tcPr>
+            <w:tcW w:type="dxa" w:w="851"/>
+          </w:tcPr>
+          <w:p>
+            <w:r>
+              <w:t>real1</w:t>
+            </w:r>
+          </w:p>
+        </w:tc>
+        <w:tc>
+          <w:tcPr>
+            <w:tcW w:type="dxa" w:w="851"/>
+          </w:tcPr>
+          <w:p>
+            <w:r>
+              <w:t>PFME0408</w:t>
+            </w:r>
+          </w:p>
+        </w:tc>
+        <w:tc>
+          <w:tcPr>
+            <w:tcW w:type="dxa" w:w="851"/>
+          </w:tcPr>
+          <w:p>
+            <w:r>
+              <w:t>A005-MA</w:t>
+            </w:r>
+          </w:p>
+        </w:tc>
+        <w:tc>
+          <w:tcPr>
+            <w:tcW w:type="dxa" w:w="851"/>
+          </w:tcPr>
+          <w:p>
+            <w:r>
+              <w:t>2</w:t>
+            </w:r>
+          </w:p>
+        </w:tc>
+        <w:tc>
+          <w:tcPr>
+            <w:tcW w:type="dxa" w:w="851"/>
+          </w:tcPr>
+          <w:p>
+            <w:r>
+              <w:t>3-1</w:t>
+            </w:r>
+          </w:p>
+        </w:tc>
+        <w:tc>
+          <w:tcPr>
+            <w:tcW w:type="dxa" w:w="851"/>
+          </w:tcPr>
+          <w:p>
+            <w:r>
+              <w:t>A005-R1-AB1IQC-WFS</w:t>
+            </w:r>
+          </w:p>
+        </w:tc>
+        <w:tc>
+          <w:tcPr>
+            <w:tcW w:type="dxa" w:w="851"/>
+          </w:tcPr>
+          <w:p>
+            <w:r/>
+          </w:p>
+        </w:tc>
+        <w:tc>
+          <w:tcPr>
+            <w:tcW w:type="dxa" w:w="851"/>
+          </w:tcPr>
+          <w:p>
+            <w:r>
+              <w:t>running</w:t>
+            </w:r>
+          </w:p>
+        </w:tc>
+        <w:tc>
+          <w:tcPr>
+            <w:tcW w:type="dxa" w:w="851"/>
+          </w:tcPr>
+          <w:p>
+            <w:r>
+              <w:t>45</w:t>
+            </w:r>
+          </w:p>
+        </w:tc>
+        <w:tc>
+          <w:tcPr>
+            <w:tcW w:type="dxa" w:w="851"/>
+          </w:tcPr>
+          <w:p>
+            <w:r>
+              <w:t>2026/8/17 8:30</w:t>
+            </w:r>
+          </w:p>
+        </w:tc>
+        <w:tc>
+          <w:tcPr>
+            <w:tcW w:type="dxa" w:w="851"/>
+          </w:tcPr>
+          <w:p>
+            <w:r>
+              <w:t>2026/8/20 18:00</w:t>
+            </w:r>
+          </w:p>
+        </w:tc>
+      </w:tr>
+    </w:tbl>
     <w:p>
       <w:pPr>
         <w:pStyle w:val="FirstParagraph"/>
@@ -3894,44 +4214,225 @@
         <w:t xml:space="preserve">：</w:t>
       </w:r>
     </w:p>
-    <w:p>
-      <w:pPr>
-        <w:pStyle w:val="SourceCode"/>
-      </w:pPr>
-      <w:r>
-        <w:rPr>
-          <w:rStyle w:val="VerbatimChar"/>
-        </w:rPr>
-        <w:t xml:space="preserve">product_name    step_number step_name   stage_name  eqp_id</w:t>
-      </w:r>
-      <w:r>
-        <w:br/>
-      </w:r>
-      <w:r>
-        <w:rPr>
-          <w:rStyle w:val="VerbatimChar"/>
-        </w:rPr>
-        <w:t xml:space="preserve">A005-MA 10.001  A005-R1-AB1IQC-WFS  AB1-IQC </w:t>
-      </w:r>
-      <w:r>
-        <w:br/>
-      </w:r>
-      <w:r>
-        <w:rPr>
-          <w:rStyle w:val="VerbatimChar"/>
-        </w:rPr>
-        <w:t xml:space="preserve">A005-MA 20.001  A005-R1-FC-REFLOW   AB1-FC  PKCON001,PKCON002,PKCON003</w:t>
-      </w:r>
-      <w:r>
-        <w:br/>
-      </w:r>
-      <w:r>
-        <w:rPr>
-          <w:rStyle w:val="VerbatimChar"/>
-        </w:rPr>
-        <w:t xml:space="preserve">A005-MA 20.002  A005-R1-FC-DEFLUX   AB1-FC  PKFCV001</w:t>
-      </w:r>
-    </w:p>
+    <w:tbl>
+      <w:tblPr>
+        <w:tblW w:type="auto" w:w="0"/>
+        <w:tblLook w:firstColumn="1" w:firstRow="1" w:lastColumn="0" w:lastRow="0" w:noHBand="0" w:noVBand="1" w:val="04A0"/>
+      </w:tblPr>
+      <w:tblGrid>
+        <w:gridCol w:w="1872"/>
+        <w:gridCol w:w="1872"/>
+        <w:gridCol w:w="1872"/>
+        <w:gridCol w:w="1872"/>
+        <w:gridCol w:w="1872"/>
+      </w:tblGrid>
+      <w:tr>
+        <w:tc>
+          <w:tcPr>
+            <w:tcW w:type="dxa" w:w="1872"/>
+          </w:tcPr>
+          <w:p>
+            <w:r>
+              <w:t>product_name</w:t>
+            </w:r>
+          </w:p>
+        </w:tc>
+        <w:tc>
+          <w:tcPr>
+            <w:tcW w:type="dxa" w:w="1872"/>
+          </w:tcPr>
+          <w:p>
+            <w:r>
+              <w:t>step_number</w:t>
+            </w:r>
+          </w:p>
+        </w:tc>
+        <w:tc>
+          <w:tcPr>
+            <w:tcW w:type="dxa" w:w="1872"/>
+          </w:tcPr>
+          <w:p>
+            <w:r>
+              <w:t>step_name</w:t>
+            </w:r>
+          </w:p>
+        </w:tc>
+        <w:tc>
+          <w:tcPr>
+            <w:tcW w:type="dxa" w:w="1872"/>
+          </w:tcPr>
+          <w:p>
+            <w:r>
+              <w:t>stage_name</w:t>
+            </w:r>
+          </w:p>
+        </w:tc>
+        <w:tc>
+          <w:tcPr>
+            <w:tcW w:type="dxa" w:w="1872"/>
+          </w:tcPr>
+          <w:p>
+            <w:r>
+              <w:t>eqp_id</w:t>
+            </w:r>
+          </w:p>
+        </w:tc>
+      </w:tr>
+      <w:tr>
+        <w:tc>
+          <w:tcPr>
+            <w:tcW w:type="dxa" w:w="1872"/>
+          </w:tcPr>
+          <w:p>
+            <w:r>
+              <w:t>A005-MA</w:t>
+            </w:r>
+          </w:p>
+        </w:tc>
+        <w:tc>
+          <w:tcPr>
+            <w:tcW w:type="dxa" w:w="1872"/>
+          </w:tcPr>
+          <w:p>
+            <w:r>
+              <w:t>10.001</w:t>
+            </w:r>
+          </w:p>
+        </w:tc>
+        <w:tc>
+          <w:tcPr>
+            <w:tcW w:type="dxa" w:w="1872"/>
+          </w:tcPr>
+          <w:p>
+            <w:r>
+              <w:t>A005-R1-AB1IQC-WFS</w:t>
+            </w:r>
+          </w:p>
+        </w:tc>
+        <w:tc>
+          <w:tcPr>
+            <w:tcW w:type="dxa" w:w="1872"/>
+          </w:tcPr>
+          <w:p>
+            <w:r>
+              <w:t>AB1-IQC</w:t>
+            </w:r>
+          </w:p>
+        </w:tc>
+        <w:tc>
+          <w:tcPr>
+            <w:tcW w:type="dxa" w:w="1872"/>
+          </w:tcPr>
+          <w:p>
+            <w:r/>
+          </w:p>
+        </w:tc>
+      </w:tr>
+      <w:tr>
+        <w:tc>
+          <w:tcPr>
+            <w:tcW w:type="dxa" w:w="1872"/>
+          </w:tcPr>
+          <w:p>
+            <w:r>
+              <w:t>A005-MA</w:t>
+            </w:r>
+          </w:p>
+        </w:tc>
+        <w:tc>
+          <w:tcPr>
+            <w:tcW w:type="dxa" w:w="1872"/>
+          </w:tcPr>
+          <w:p>
+            <w:r>
+              <w:t>20.001</w:t>
+            </w:r>
+          </w:p>
+        </w:tc>
+        <w:tc>
+          <w:tcPr>
+            <w:tcW w:type="dxa" w:w="1872"/>
+          </w:tcPr>
+          <w:p>
+            <w:r>
+              <w:t>A005-R1-FC-REFLOW</w:t>
+            </w:r>
+          </w:p>
+        </w:tc>
+        <w:tc>
+          <w:tcPr>
+            <w:tcW w:type="dxa" w:w="1872"/>
+          </w:tcPr>
+          <w:p>
+            <w:r>
+              <w:t>AB1-FC</w:t>
+            </w:r>
+          </w:p>
+        </w:tc>
+        <w:tc>
+          <w:tcPr>
+            <w:tcW w:type="dxa" w:w="1872"/>
+          </w:tcPr>
+          <w:p>
+            <w:r>
+              <w:t>PKCON001,PKCON002,PKCON003</w:t>
+            </w:r>
+          </w:p>
+        </w:tc>
+      </w:tr>
+      <w:tr>
+        <w:tc>
+          <w:tcPr>
+            <w:tcW w:type="dxa" w:w="1872"/>
+          </w:tcPr>
+          <w:p>
+            <w:r>
+              <w:t>A005-MA</w:t>
+            </w:r>
+          </w:p>
+        </w:tc>
+        <w:tc>
+          <w:tcPr>
+            <w:tcW w:type="dxa" w:w="1872"/>
+          </w:tcPr>
+          <w:p>
+            <w:r>
+              <w:t>20.002</w:t>
+            </w:r>
+          </w:p>
+        </w:tc>
+        <w:tc>
+          <w:tcPr>
+            <w:tcW w:type="dxa" w:w="1872"/>
+          </w:tcPr>
+          <w:p>
+            <w:r>
+              <w:t>A005-R1-FC-DEFLUX</w:t>
+            </w:r>
+          </w:p>
+        </w:tc>
+        <w:tc>
+          <w:tcPr>
+            <w:tcW w:type="dxa" w:w="1872"/>
+          </w:tcPr>
+          <w:p>
+            <w:r>
+              <w:t>AB1-FC</w:t>
+            </w:r>
+          </w:p>
+        </w:tc>
+        <w:tc>
+          <w:tcPr>
+            <w:tcW w:type="dxa" w:w="1872"/>
+          </w:tcPr>
+          <w:p>
+            <w:r>
+              <w:t>PKFCV001</w:t>
+            </w:r>
+          </w:p>
+        </w:tc>
+      </w:tr>
+    </w:tbl>
     <w:p>
       <w:pPr>
         <w:pStyle w:val="FirstParagraph"/>
@@ -4412,35 +4913,175 @@
         <w:t xml:space="preserve">：</w:t>
       </w:r>
     </w:p>
-    <w:p>
-      <w:pPr>
-        <w:pStyle w:val="SourceCode"/>
-      </w:pPr>
-      <w:r>
-        <w:rPr>
-          <w:rStyle w:val="VerbatimChar"/>
-        </w:rPr>
-        <w:t xml:space="preserve">product_name    step_number step_name   qty step_ct</w:t>
-      </w:r>
-      <w:r>
-        <w:br/>
-      </w:r>
-      <w:r>
-        <w:rPr>
-          <w:rStyle w:val="VerbatimChar"/>
-        </w:rPr>
-        <w:t xml:space="preserve">A005-MA 10.004  A005-R1-AB1IQC-INSP 3   3.6</w:t>
-      </w:r>
-      <w:r>
-        <w:br/>
-      </w:r>
-      <w:r>
-        <w:rPr>
-          <w:rStyle w:val="VerbatimChar"/>
-        </w:rPr>
-        <w:t xml:space="preserve">A005-MA 10.004  A005-R1-AB1IQC-INSP 8   7.8</w:t>
-      </w:r>
-    </w:p>
+    <w:tbl>
+      <w:tblPr>
+        <w:tblW w:type="auto" w:w="0"/>
+        <w:tblLook w:firstColumn="1" w:firstRow="1" w:lastColumn="0" w:lastRow="0" w:noHBand="0" w:noVBand="1" w:val="04A0"/>
+      </w:tblPr>
+      <w:tblGrid>
+        <w:gridCol w:w="1872"/>
+        <w:gridCol w:w="1872"/>
+        <w:gridCol w:w="1872"/>
+        <w:gridCol w:w="1872"/>
+        <w:gridCol w:w="1872"/>
+      </w:tblGrid>
+      <w:tr>
+        <w:tc>
+          <w:tcPr>
+            <w:tcW w:type="dxa" w:w="1872"/>
+          </w:tcPr>
+          <w:p>
+            <w:r>
+              <w:t>product_name</w:t>
+            </w:r>
+          </w:p>
+        </w:tc>
+        <w:tc>
+          <w:tcPr>
+            <w:tcW w:type="dxa" w:w="1872"/>
+          </w:tcPr>
+          <w:p>
+            <w:r>
+              <w:t>step_number</w:t>
+            </w:r>
+          </w:p>
+        </w:tc>
+        <w:tc>
+          <w:tcPr>
+            <w:tcW w:type="dxa" w:w="1872"/>
+          </w:tcPr>
+          <w:p>
+            <w:r>
+              <w:t>step_name</w:t>
+            </w:r>
+          </w:p>
+        </w:tc>
+        <w:tc>
+          <w:tcPr>
+            <w:tcW w:type="dxa" w:w="1872"/>
+          </w:tcPr>
+          <w:p>
+            <w:r>
+              <w:t>qty</w:t>
+            </w:r>
+          </w:p>
+        </w:tc>
+        <w:tc>
+          <w:tcPr>
+            <w:tcW w:type="dxa" w:w="1872"/>
+          </w:tcPr>
+          <w:p>
+            <w:r>
+              <w:t>step_ct</w:t>
+            </w:r>
+          </w:p>
+        </w:tc>
+      </w:tr>
+      <w:tr>
+        <w:tc>
+          <w:tcPr>
+            <w:tcW w:type="dxa" w:w="1872"/>
+          </w:tcPr>
+          <w:p>
+            <w:r>
+              <w:t>A005-MA</w:t>
+            </w:r>
+          </w:p>
+        </w:tc>
+        <w:tc>
+          <w:tcPr>
+            <w:tcW w:type="dxa" w:w="1872"/>
+          </w:tcPr>
+          <w:p>
+            <w:r>
+              <w:t>10.004</w:t>
+            </w:r>
+          </w:p>
+        </w:tc>
+        <w:tc>
+          <w:tcPr>
+            <w:tcW w:type="dxa" w:w="1872"/>
+          </w:tcPr>
+          <w:p>
+            <w:r>
+              <w:t>A005-R1-AB1IQC-INSP</w:t>
+            </w:r>
+          </w:p>
+        </w:tc>
+        <w:tc>
+          <w:tcPr>
+            <w:tcW w:type="dxa" w:w="1872"/>
+          </w:tcPr>
+          <w:p>
+            <w:r>
+              <w:t>3</w:t>
+            </w:r>
+          </w:p>
+        </w:tc>
+        <w:tc>
+          <w:tcPr>
+            <w:tcW w:type="dxa" w:w="1872"/>
+          </w:tcPr>
+          <w:p>
+            <w:r>
+              <w:t>3.6</w:t>
+            </w:r>
+          </w:p>
+        </w:tc>
+      </w:tr>
+      <w:tr>
+        <w:tc>
+          <w:tcPr>
+            <w:tcW w:type="dxa" w:w="1872"/>
+          </w:tcPr>
+          <w:p>
+            <w:r>
+              <w:t>A005-MA</w:t>
+            </w:r>
+          </w:p>
+        </w:tc>
+        <w:tc>
+          <w:tcPr>
+            <w:tcW w:type="dxa" w:w="1872"/>
+          </w:tcPr>
+          <w:p>
+            <w:r>
+              <w:t>10.004</w:t>
+            </w:r>
+          </w:p>
+        </w:tc>
+        <w:tc>
+          <w:tcPr>
+            <w:tcW w:type="dxa" w:w="1872"/>
+          </w:tcPr>
+          <w:p>
+            <w:r>
+              <w:t>A005-R1-AB1IQC-INSP</w:t>
+            </w:r>
+          </w:p>
+        </w:tc>
+        <w:tc>
+          <w:tcPr>
+            <w:tcW w:type="dxa" w:w="1872"/>
+          </w:tcPr>
+          <w:p>
+            <w:r>
+              <w:t>8</w:t>
+            </w:r>
+          </w:p>
+        </w:tc>
+        <w:tc>
+          <w:tcPr>
+            <w:tcW w:type="dxa" w:w="1872"/>
+          </w:tcPr>
+          <w:p>
+            <w:r>
+              <w:t>7.8</w:t>
+            </w:r>
+          </w:p>
+        </w:tc>
+      </w:tr>
+    </w:tbl>
     <w:p>
       <w:pPr>
         <w:pStyle w:val="FirstParagraph"/>
@@ -4998,26 +5639,144 @@
         <w:t xml:space="preserve">：</w:t>
       </w:r>
     </w:p>
-    <w:p>
-      <w:pPr>
-        <w:pStyle w:val="SourceCode"/>
-      </w:pPr>
-      <w:r>
-        <w:rPr>
-          <w:rStyle w:val="VerbatimChar"/>
-        </w:rPr>
-        <w:t xml:space="preserve">product_name    Q-time_start    Q-time_end  Q-time_start_mod    Q-time_end_mod  Q-time</w:t>
-      </w:r>
-      <w:r>
-        <w:br/>
-      </w:r>
-      <w:r>
-        <w:rPr>
-          <w:rStyle w:val="VerbatimChar"/>
-        </w:rPr>
-        <w:t xml:space="preserve">A005-MA A005-R1-UF-DISPENSE A005-R1-UF-CURE track out   track in    240</w:t>
-      </w:r>
-    </w:p>
+    <w:tbl>
+      <w:tblPr>
+        <w:tblW w:type="auto" w:w="0"/>
+        <w:tblLook w:firstColumn="1" w:firstRow="1" w:lastColumn="0" w:lastRow="0" w:noHBand="0" w:noVBand="1" w:val="04A0"/>
+      </w:tblPr>
+      <w:tblGrid>
+        <w:gridCol w:w="1560"/>
+        <w:gridCol w:w="1560"/>
+        <w:gridCol w:w="1560"/>
+        <w:gridCol w:w="1560"/>
+        <w:gridCol w:w="1560"/>
+        <w:gridCol w:w="1560"/>
+      </w:tblGrid>
+      <w:tr>
+        <w:tc>
+          <w:tcPr>
+            <w:tcW w:type="dxa" w:w="1560"/>
+          </w:tcPr>
+          <w:p>
+            <w:r>
+              <w:t>product_name</w:t>
+            </w:r>
+          </w:p>
+        </w:tc>
+        <w:tc>
+          <w:tcPr>
+            <w:tcW w:type="dxa" w:w="1560"/>
+          </w:tcPr>
+          <w:p>
+            <w:r>
+              <w:t>Q-time_start</w:t>
+            </w:r>
+          </w:p>
+        </w:tc>
+        <w:tc>
+          <w:tcPr>
+            <w:tcW w:type="dxa" w:w="1560"/>
+          </w:tcPr>
+          <w:p>
+            <w:r>
+              <w:t>Q-time_end</w:t>
+            </w:r>
+          </w:p>
+        </w:tc>
+        <w:tc>
+          <w:tcPr>
+            <w:tcW w:type="dxa" w:w="1560"/>
+          </w:tcPr>
+          <w:p>
+            <w:r>
+              <w:t>Q-time_start_mod</w:t>
+            </w:r>
+          </w:p>
+        </w:tc>
+        <w:tc>
+          <w:tcPr>
+            <w:tcW w:type="dxa" w:w="1560"/>
+          </w:tcPr>
+          <w:p>
+            <w:r>
+              <w:t>Q-time_end_mod</w:t>
+            </w:r>
+          </w:p>
+        </w:tc>
+        <w:tc>
+          <w:tcPr>
+            <w:tcW w:type="dxa" w:w="1560"/>
+          </w:tcPr>
+          <w:p>
+            <w:r>
+              <w:t>Q-time</w:t>
+            </w:r>
+          </w:p>
+        </w:tc>
+      </w:tr>
+      <w:tr>
+        <w:tc>
+          <w:tcPr>
+            <w:tcW w:type="dxa" w:w="1560"/>
+          </w:tcPr>
+          <w:p>
+            <w:r>
+              <w:t>A005-MA</w:t>
+            </w:r>
+          </w:p>
+        </w:tc>
+        <w:tc>
+          <w:tcPr>
+            <w:tcW w:type="dxa" w:w="1560"/>
+          </w:tcPr>
+          <w:p>
+            <w:r>
+              <w:t>A005-R1-UF-DISPENSE</w:t>
+            </w:r>
+          </w:p>
+        </w:tc>
+        <w:tc>
+          <w:tcPr>
+            <w:tcW w:type="dxa" w:w="1560"/>
+          </w:tcPr>
+          <w:p>
+            <w:r>
+              <w:t>A005-R1-UF-CURE</w:t>
+            </w:r>
+          </w:p>
+        </w:tc>
+        <w:tc>
+          <w:tcPr>
+            <w:tcW w:type="dxa" w:w="1560"/>
+          </w:tcPr>
+          <w:p>
+            <w:r>
+              <w:t>track out</w:t>
+            </w:r>
+          </w:p>
+        </w:tc>
+        <w:tc>
+          <w:tcPr>
+            <w:tcW w:type="dxa" w:w="1560"/>
+          </w:tcPr>
+          <w:p>
+            <w:r>
+              <w:t>track in</w:t>
+            </w:r>
+          </w:p>
+        </w:tc>
+        <w:tc>
+          <w:tcPr>
+            <w:tcW w:type="dxa" w:w="1560"/>
+          </w:tcPr>
+          <w:p>
+            <w:r>
+              <w:t>240</w:t>
+            </w:r>
+          </w:p>
+        </w:tc>
+      </w:tr>
+    </w:tbl>
     <w:p>
       <w:pPr>
         <w:pStyle w:val="FirstParagraph"/>
@@ -5351,35 +6110,113 @@
         <w:t xml:space="preserve">：</w:t>
       </w:r>
     </w:p>
-    <w:p>
-      <w:pPr>
-        <w:pStyle w:val="SourceCode"/>
-      </w:pPr>
-      <w:r>
-        <w:rPr>
-          <w:rStyle w:val="VerbatimChar"/>
-        </w:rPr>
-        <w:t xml:space="preserve">ext_priority    int_priority    wait_time</w:t>
-      </w:r>
-      <w:r>
-        <w:br/>
-      </w:r>
-      <w:r>
-        <w:rPr>
-          <w:rStyle w:val="VerbatimChar"/>
-        </w:rPr>
-        <w:t xml:space="preserve">1   1   10</w:t>
-      </w:r>
-      <w:r>
-        <w:br/>
-      </w:r>
-      <w:r>
-        <w:rPr>
-          <w:rStyle w:val="VerbatimChar"/>
-        </w:rPr>
-        <w:t xml:space="preserve">3   5   32</w:t>
-      </w:r>
-    </w:p>
+    <w:tbl>
+      <w:tblPr>
+        <w:tblW w:type="auto" w:w="0"/>
+        <w:tblLook w:firstColumn="1" w:firstRow="1" w:lastColumn="0" w:lastRow="0" w:noHBand="0" w:noVBand="1" w:val="04A0"/>
+      </w:tblPr>
+      <w:tblGrid>
+        <w:gridCol w:w="3120"/>
+        <w:gridCol w:w="3120"/>
+        <w:gridCol w:w="3120"/>
+      </w:tblGrid>
+      <w:tr>
+        <w:tc>
+          <w:tcPr>
+            <w:tcW w:type="dxa" w:w="3120"/>
+          </w:tcPr>
+          <w:p>
+            <w:r>
+              <w:t>ext_priority</w:t>
+            </w:r>
+          </w:p>
+        </w:tc>
+        <w:tc>
+          <w:tcPr>
+            <w:tcW w:type="dxa" w:w="3120"/>
+          </w:tcPr>
+          <w:p>
+            <w:r>
+              <w:t>int_priority</w:t>
+            </w:r>
+          </w:p>
+        </w:tc>
+        <w:tc>
+          <w:tcPr>
+            <w:tcW w:type="dxa" w:w="3120"/>
+          </w:tcPr>
+          <w:p>
+            <w:r>
+              <w:t>wait_time</w:t>
+            </w:r>
+          </w:p>
+        </w:tc>
+      </w:tr>
+      <w:tr>
+        <w:tc>
+          <w:tcPr>
+            <w:tcW w:type="dxa" w:w="3120"/>
+          </w:tcPr>
+          <w:p>
+            <w:r>
+              <w:t>1</w:t>
+            </w:r>
+          </w:p>
+        </w:tc>
+        <w:tc>
+          <w:tcPr>
+            <w:tcW w:type="dxa" w:w="3120"/>
+          </w:tcPr>
+          <w:p>
+            <w:r>
+              <w:t>1</w:t>
+            </w:r>
+          </w:p>
+        </w:tc>
+        <w:tc>
+          <w:tcPr>
+            <w:tcW w:type="dxa" w:w="3120"/>
+          </w:tcPr>
+          <w:p>
+            <w:r>
+              <w:t>10</w:t>
+            </w:r>
+          </w:p>
+        </w:tc>
+      </w:tr>
+      <w:tr>
+        <w:tc>
+          <w:tcPr>
+            <w:tcW w:type="dxa" w:w="3120"/>
+          </w:tcPr>
+          <w:p>
+            <w:r>
+              <w:t>3</w:t>
+            </w:r>
+          </w:p>
+        </w:tc>
+        <w:tc>
+          <w:tcPr>
+            <w:tcW w:type="dxa" w:w="3120"/>
+          </w:tcPr>
+          <w:p>
+            <w:r>
+              <w:t>5</w:t>
+            </w:r>
+          </w:p>
+        </w:tc>
+        <w:tc>
+          <w:tcPr>
+            <w:tcW w:type="dxa" w:w="3120"/>
+          </w:tcPr>
+          <w:p>
+            <w:r>
+              <w:t>32</w:t>
+            </w:r>
+          </w:p>
+        </w:tc>
+      </w:tr>
+    </w:tbl>
     <w:p>
       <w:pPr>
         <w:pStyle w:val="FirstParagraph"/>
@@ -5790,42 +6627,140 @@
         <w:t xml:space="preserve">：</w:t>
       </w:r>
     </w:p>
-    <w:p>
-      <w:pPr>
-        <w:pStyle w:val="SourceCode"/>
-      </w:pPr>
-      <w:r>
-        <w:rPr>
-          <w:rStyle w:val="VerbatimChar"/>
-        </w:rPr>
-        <w:t xml:space="preserve">lot_name    step_name   special_ct  special_eqp</w:t>
-      </w:r>
-      <w:r>
-        <w:br/>
-      </w:r>
-      <w:r>
-        <w:rPr>
-          <w:rStyle w:val="VerbatimChar"/>
-          <w:rFonts w:hint="eastAsia"/>
-        </w:rPr>
-        <w:t xml:space="preserve">CPU先导</w:t>
-      </w:r>
-      <w:r>
-        <w:rPr>
-          <w:rStyle w:val="VerbatimChar"/>
-        </w:rPr>
-        <w:t xml:space="preserve">   A008-R1-DPS-MOUNT   45  </w:t>
-      </w:r>
-      <w:r>
-        <w:br/>
-      </w:r>
-      <w:r>
-        <w:rPr>
-          <w:rStyle w:val="VerbatimChar"/>
-        </w:rPr>
-        <w:t xml:space="preserve">DDR1    A009-R1-DPS-LG  120 </w:t>
-      </w:r>
-    </w:p>
+    <w:tbl>
+      <w:tblPr>
+        <w:tblW w:type="auto" w:w="0"/>
+        <w:tblLook w:firstColumn="1" w:firstRow="1" w:lastColumn="0" w:lastRow="0" w:noHBand="0" w:noVBand="1" w:val="04A0"/>
+      </w:tblPr>
+      <w:tblGrid>
+        <w:gridCol w:w="2340"/>
+        <w:gridCol w:w="2340"/>
+        <w:gridCol w:w="2340"/>
+        <w:gridCol w:w="2340"/>
+      </w:tblGrid>
+      <w:tr>
+        <w:tc>
+          <w:tcPr>
+            <w:tcW w:type="dxa" w:w="2340"/>
+          </w:tcPr>
+          <w:p>
+            <w:r>
+              <w:t>lot_name</w:t>
+            </w:r>
+          </w:p>
+        </w:tc>
+        <w:tc>
+          <w:tcPr>
+            <w:tcW w:type="dxa" w:w="2340"/>
+          </w:tcPr>
+          <w:p>
+            <w:r>
+              <w:t>step_name</w:t>
+            </w:r>
+          </w:p>
+        </w:tc>
+        <w:tc>
+          <w:tcPr>
+            <w:tcW w:type="dxa" w:w="2340"/>
+          </w:tcPr>
+          <w:p>
+            <w:r>
+              <w:t>special_ct</w:t>
+            </w:r>
+          </w:p>
+        </w:tc>
+        <w:tc>
+          <w:tcPr>
+            <w:tcW w:type="dxa" w:w="2340"/>
+          </w:tcPr>
+          <w:p>
+            <w:r>
+              <w:t>special_eqp</w:t>
+            </w:r>
+          </w:p>
+        </w:tc>
+      </w:tr>
+      <w:tr>
+        <w:tc>
+          <w:tcPr>
+            <w:tcW w:type="dxa" w:w="2340"/>
+          </w:tcPr>
+          <w:p>
+            <w:r>
+              <w:t>CPU先导</w:t>
+            </w:r>
+          </w:p>
+        </w:tc>
+        <w:tc>
+          <w:tcPr>
+            <w:tcW w:type="dxa" w:w="2340"/>
+          </w:tcPr>
+          <w:p>
+            <w:r>
+              <w:t>A008-R1-DPS-MOUNT</w:t>
+            </w:r>
+          </w:p>
+        </w:tc>
+        <w:tc>
+          <w:tcPr>
+            <w:tcW w:type="dxa" w:w="2340"/>
+          </w:tcPr>
+          <w:p>
+            <w:r>
+              <w:t>45</w:t>
+            </w:r>
+          </w:p>
+        </w:tc>
+        <w:tc>
+          <w:tcPr>
+            <w:tcW w:type="dxa" w:w="2340"/>
+          </w:tcPr>
+          <w:p>
+            <w:r/>
+          </w:p>
+        </w:tc>
+      </w:tr>
+      <w:tr>
+        <w:tc>
+          <w:tcPr>
+            <w:tcW w:type="dxa" w:w="2340"/>
+          </w:tcPr>
+          <w:p>
+            <w:r>
+              <w:t>DDR1</w:t>
+            </w:r>
+          </w:p>
+        </w:tc>
+        <w:tc>
+          <w:tcPr>
+            <w:tcW w:type="dxa" w:w="2340"/>
+          </w:tcPr>
+          <w:p>
+            <w:r>
+              <w:t>A009-R1-DPS-LG</w:t>
+            </w:r>
+          </w:p>
+        </w:tc>
+        <w:tc>
+          <w:tcPr>
+            <w:tcW w:type="dxa" w:w="2340"/>
+          </w:tcPr>
+          <w:p>
+            <w:r>
+              <w:t>120</w:t>
+            </w:r>
+          </w:p>
+        </w:tc>
+        <w:tc>
+          <w:tcPr>
+            <w:tcW w:type="dxa" w:w="2340"/>
+          </w:tcPr>
+          <w:p>
+            <w:r/>
+          </w:p>
+        </w:tc>
+      </w:tr>
+    </w:tbl>
     <w:p>
       <w:pPr>
         <w:pStyle w:val="FirstParagraph"/>
@@ -6494,35 +7429,144 @@
         <w:t xml:space="preserve">：</w:t>
       </w:r>
     </w:p>
-    <w:p>
-      <w:pPr>
-        <w:pStyle w:val="SourceCode"/>
-      </w:pPr>
-      <w:r>
-        <w:rPr>
-          <w:rStyle w:val="VerbatimChar"/>
-        </w:rPr>
-        <w:t xml:space="preserve">eqp_name    max_lots    max_qty together</w:t>
-      </w:r>
-      <w:r>
-        <w:br/>
-      </w:r>
-      <w:r>
-        <w:rPr>
-          <w:rStyle w:val="VerbatimChar"/>
-        </w:rPr>
-        <w:t xml:space="preserve">PKPOV001    4   8   true</w:t>
-      </w:r>
-      <w:r>
-        <w:br/>
-      </w:r>
-      <w:r>
-        <w:rPr>
-          <w:rStyle w:val="VerbatimChar"/>
-        </w:rPr>
-        <w:t xml:space="preserve">PKUFD005    3   6   false</w:t>
-      </w:r>
-    </w:p>
+    <w:tbl>
+      <w:tblPr>
+        <w:tblW w:type="auto" w:w="0"/>
+        <w:tblLook w:firstColumn="1" w:firstRow="1" w:lastColumn="0" w:lastRow="0" w:noHBand="0" w:noVBand="1" w:val="04A0"/>
+      </w:tblPr>
+      <w:tblGrid>
+        <w:gridCol w:w="2340"/>
+        <w:gridCol w:w="2340"/>
+        <w:gridCol w:w="2340"/>
+        <w:gridCol w:w="2340"/>
+      </w:tblGrid>
+      <w:tr>
+        <w:tc>
+          <w:tcPr>
+            <w:tcW w:type="dxa" w:w="2340"/>
+          </w:tcPr>
+          <w:p>
+            <w:r>
+              <w:t>eqp_name</w:t>
+            </w:r>
+          </w:p>
+        </w:tc>
+        <w:tc>
+          <w:tcPr>
+            <w:tcW w:type="dxa" w:w="2340"/>
+          </w:tcPr>
+          <w:p>
+            <w:r>
+              <w:t>max_lots</w:t>
+            </w:r>
+          </w:p>
+        </w:tc>
+        <w:tc>
+          <w:tcPr>
+            <w:tcW w:type="dxa" w:w="2340"/>
+          </w:tcPr>
+          <w:p>
+            <w:r>
+              <w:t>max_qty</w:t>
+            </w:r>
+          </w:p>
+        </w:tc>
+        <w:tc>
+          <w:tcPr>
+            <w:tcW w:type="dxa" w:w="2340"/>
+          </w:tcPr>
+          <w:p>
+            <w:r>
+              <w:t>together</w:t>
+            </w:r>
+          </w:p>
+        </w:tc>
+      </w:tr>
+      <w:tr>
+        <w:tc>
+          <w:tcPr>
+            <w:tcW w:type="dxa" w:w="2340"/>
+          </w:tcPr>
+          <w:p>
+            <w:r>
+              <w:t>PKPOV001</w:t>
+            </w:r>
+          </w:p>
+        </w:tc>
+        <w:tc>
+          <w:tcPr>
+            <w:tcW w:type="dxa" w:w="2340"/>
+          </w:tcPr>
+          <w:p>
+            <w:r>
+              <w:t>4</w:t>
+            </w:r>
+          </w:p>
+        </w:tc>
+        <w:tc>
+          <w:tcPr>
+            <w:tcW w:type="dxa" w:w="2340"/>
+          </w:tcPr>
+          <w:p>
+            <w:r>
+              <w:t>8</w:t>
+            </w:r>
+          </w:p>
+        </w:tc>
+        <w:tc>
+          <w:tcPr>
+            <w:tcW w:type="dxa" w:w="2340"/>
+          </w:tcPr>
+          <w:p>
+            <w:r>
+              <w:t>true</w:t>
+            </w:r>
+          </w:p>
+        </w:tc>
+      </w:tr>
+      <w:tr>
+        <w:tc>
+          <w:tcPr>
+            <w:tcW w:type="dxa" w:w="2340"/>
+          </w:tcPr>
+          <w:p>
+            <w:r>
+              <w:t>PKUFD005</w:t>
+            </w:r>
+          </w:p>
+        </w:tc>
+        <w:tc>
+          <w:tcPr>
+            <w:tcW w:type="dxa" w:w="2340"/>
+          </w:tcPr>
+          <w:p>
+            <w:r>
+              <w:t>3</w:t>
+            </w:r>
+          </w:p>
+        </w:tc>
+        <w:tc>
+          <w:tcPr>
+            <w:tcW w:type="dxa" w:w="2340"/>
+          </w:tcPr>
+          <w:p>
+            <w:r>
+              <w:t>6</w:t>
+            </w:r>
+          </w:p>
+        </w:tc>
+        <w:tc>
+          <w:tcPr>
+            <w:tcW w:type="dxa" w:w="2340"/>
+          </w:tcPr>
+          <w:p>
+            <w:r>
+              <w:t>false</w:t>
+            </w:r>
+          </w:p>
+        </w:tc>
+      </w:tr>
+    </w:tbl>
     <w:p>
       <w:pPr>
         <w:pStyle w:val="FirstParagraph"/>
@@ -7090,35 +8134,171 @@
         <w:t xml:space="preserve">：</w:t>
       </w:r>
     </w:p>
-    <w:p>
-      <w:pPr>
-        <w:pStyle w:val="SourceCode"/>
-      </w:pPr>
-      <w:r>
-        <w:rPr>
-          <w:rStyle w:val="VerbatimChar"/>
-        </w:rPr>
-        <w:t xml:space="preserve">eqp_name    no_used_start_time  no_used_end_time    date    week</w:t>
-      </w:r>
-      <w:r>
-        <w:br/>
-      </w:r>
-      <w:r>
-        <w:rPr>
-          <w:rStyle w:val="VerbatimChar"/>
-        </w:rPr>
-        <w:t xml:space="preserve">PKCON001    22:00   0:00    -1  </w:t>
-      </w:r>
-      <w:r>
-        <w:br/>
-      </w:r>
-      <w:r>
-        <w:rPr>
-          <w:rStyle w:val="VerbatimChar"/>
-        </w:rPr>
-        <w:t xml:space="preserve">PKCON001    0:00    8:30    -1  </w:t>
-      </w:r>
-    </w:p>
+    <w:tbl>
+      <w:tblPr>
+        <w:tblW w:type="auto" w:w="0"/>
+        <w:tblLook w:firstColumn="1" w:firstRow="1" w:lastColumn="0" w:lastRow="0" w:noHBand="0" w:noVBand="1" w:val="04A0"/>
+      </w:tblPr>
+      <w:tblGrid>
+        <w:gridCol w:w="1872"/>
+        <w:gridCol w:w="1872"/>
+        <w:gridCol w:w="1872"/>
+        <w:gridCol w:w="1872"/>
+        <w:gridCol w:w="1872"/>
+      </w:tblGrid>
+      <w:tr>
+        <w:tc>
+          <w:tcPr>
+            <w:tcW w:type="dxa" w:w="1872"/>
+          </w:tcPr>
+          <w:p>
+            <w:r>
+              <w:t>eqp_name</w:t>
+            </w:r>
+          </w:p>
+        </w:tc>
+        <w:tc>
+          <w:tcPr>
+            <w:tcW w:type="dxa" w:w="1872"/>
+          </w:tcPr>
+          <w:p>
+            <w:r>
+              <w:t>no_used_start_time</w:t>
+            </w:r>
+          </w:p>
+        </w:tc>
+        <w:tc>
+          <w:tcPr>
+            <w:tcW w:type="dxa" w:w="1872"/>
+          </w:tcPr>
+          <w:p>
+            <w:r>
+              <w:t>no_used_end_time</w:t>
+            </w:r>
+          </w:p>
+        </w:tc>
+        <w:tc>
+          <w:tcPr>
+            <w:tcW w:type="dxa" w:w="1872"/>
+          </w:tcPr>
+          <w:p>
+            <w:r>
+              <w:t>date</w:t>
+            </w:r>
+          </w:p>
+        </w:tc>
+        <w:tc>
+          <w:tcPr>
+            <w:tcW w:type="dxa" w:w="1872"/>
+          </w:tcPr>
+          <w:p>
+            <w:r>
+              <w:t>week</w:t>
+            </w:r>
+          </w:p>
+        </w:tc>
+      </w:tr>
+      <w:tr>
+        <w:tc>
+          <w:tcPr>
+            <w:tcW w:type="dxa" w:w="1872"/>
+          </w:tcPr>
+          <w:p>
+            <w:r>
+              <w:t>PKCON001</w:t>
+            </w:r>
+          </w:p>
+        </w:tc>
+        <w:tc>
+          <w:tcPr>
+            <w:tcW w:type="dxa" w:w="1872"/>
+          </w:tcPr>
+          <w:p>
+            <w:r>
+              <w:t>22:00</w:t>
+            </w:r>
+          </w:p>
+        </w:tc>
+        <w:tc>
+          <w:tcPr>
+            <w:tcW w:type="dxa" w:w="1872"/>
+          </w:tcPr>
+          <w:p>
+            <w:r>
+              <w:t>0:00</w:t>
+            </w:r>
+          </w:p>
+        </w:tc>
+        <w:tc>
+          <w:tcPr>
+            <w:tcW w:type="dxa" w:w="1872"/>
+          </w:tcPr>
+          <w:p>
+            <w:r>
+              <w:t>-1</w:t>
+            </w:r>
+          </w:p>
+        </w:tc>
+        <w:tc>
+          <w:tcPr>
+            <w:tcW w:type="dxa" w:w="1872"/>
+          </w:tcPr>
+          <w:p>
+            <w:r/>
+          </w:p>
+        </w:tc>
+      </w:tr>
+      <w:tr>
+        <w:tc>
+          <w:tcPr>
+            <w:tcW w:type="dxa" w:w="1872"/>
+          </w:tcPr>
+          <w:p>
+            <w:r>
+              <w:t>PKCON001</w:t>
+            </w:r>
+          </w:p>
+        </w:tc>
+        <w:tc>
+          <w:tcPr>
+            <w:tcW w:type="dxa" w:w="1872"/>
+          </w:tcPr>
+          <w:p>
+            <w:r>
+              <w:t>0:00</w:t>
+            </w:r>
+          </w:p>
+        </w:tc>
+        <w:tc>
+          <w:tcPr>
+            <w:tcW w:type="dxa" w:w="1872"/>
+          </w:tcPr>
+          <w:p>
+            <w:r>
+              <w:t>8:30</w:t>
+            </w:r>
+          </w:p>
+        </w:tc>
+        <w:tc>
+          <w:tcPr>
+            <w:tcW w:type="dxa" w:w="1872"/>
+          </w:tcPr>
+          <w:p>
+            <w:r>
+              <w:t>-1</w:t>
+            </w:r>
+          </w:p>
+        </w:tc>
+        <w:tc>
+          <w:tcPr>
+            <w:tcW w:type="dxa" w:w="1872"/>
+          </w:tcPr>
+          <w:p>
+            <w:r/>
+          </w:p>
+        </w:tc>
+      </w:tr>
+    </w:tbl>
     <w:p>
       <w:pPr>
         <w:pStyle w:val="FirstParagraph"/>
@@ -7383,49 +8563,82 @@
         <w:t xml:space="preserve">：</w:t>
       </w:r>
     </w:p>
-    <w:p>
-      <w:pPr>
-        <w:pStyle w:val="SourceCode"/>
-      </w:pPr>
-      <w:r>
-        <w:rPr>
-          <w:rStyle w:val="VerbatimChar"/>
-        </w:rPr>
-        <w:t xml:space="preserve">shift_name  start_time</w:t>
-      </w:r>
-      <w:r>
-        <w:br/>
-      </w:r>
-      <w:r>
-        <w:rPr>
-          <w:rStyle w:val="VerbatimChar"/>
-          <w:rFonts w:hint="eastAsia"/>
-        </w:rPr>
-        <w:t xml:space="preserve">白班</w:t>
-      </w:r>
-      <w:r>
-        <w:rPr>
-          <w:rStyle w:val="VerbatimChar"/>
-        </w:rPr>
-        <w:t xml:space="preserve">  08:30</w:t>
-      </w:r>
-      <w:r>
-        <w:br/>
-      </w:r>
-      <w:r>
-        <w:rPr>
-          <w:rStyle w:val="VerbatimChar"/>
-          <w:rFonts w:hint="eastAsia"/>
-        </w:rPr>
-        <w:t xml:space="preserve">夜班</w:t>
-      </w:r>
-      <w:r>
-        <w:rPr>
-          <w:rStyle w:val="VerbatimChar"/>
-        </w:rPr>
-        <w:t xml:space="preserve">  20:30</w:t>
-      </w:r>
-    </w:p>
+    <w:tbl>
+      <w:tblPr>
+        <w:tblW w:type="auto" w:w="0"/>
+        <w:tblLook w:firstColumn="1" w:firstRow="1" w:lastColumn="0" w:lastRow="0" w:noHBand="0" w:noVBand="1" w:val="04A0"/>
+      </w:tblPr>
+      <w:tblGrid>
+        <w:gridCol w:w="4680"/>
+        <w:gridCol w:w="4680"/>
+      </w:tblGrid>
+      <w:tr>
+        <w:tc>
+          <w:tcPr>
+            <w:tcW w:type="dxa" w:w="4680"/>
+          </w:tcPr>
+          <w:p>
+            <w:r>
+              <w:t>shift_name</w:t>
+            </w:r>
+          </w:p>
+        </w:tc>
+        <w:tc>
+          <w:tcPr>
+            <w:tcW w:type="dxa" w:w="4680"/>
+          </w:tcPr>
+          <w:p>
+            <w:r>
+              <w:t>start_time</w:t>
+            </w:r>
+          </w:p>
+        </w:tc>
+      </w:tr>
+      <w:tr>
+        <w:tc>
+          <w:tcPr>
+            <w:tcW w:type="dxa" w:w="4680"/>
+          </w:tcPr>
+          <w:p>
+            <w:r>
+              <w:t>白班</w:t>
+            </w:r>
+          </w:p>
+        </w:tc>
+        <w:tc>
+          <w:tcPr>
+            <w:tcW w:type="dxa" w:w="4680"/>
+          </w:tcPr>
+          <w:p>
+            <w:r>
+              <w:t>08:30</w:t>
+            </w:r>
+          </w:p>
+        </w:tc>
+      </w:tr>
+      <w:tr>
+        <w:tc>
+          <w:tcPr>
+            <w:tcW w:type="dxa" w:w="4680"/>
+          </w:tcPr>
+          <w:p>
+            <w:r>
+              <w:t>夜班</w:t>
+            </w:r>
+          </w:p>
+        </w:tc>
+        <w:tc>
+          <w:tcPr>
+            <w:tcW w:type="dxa" w:w="4680"/>
+          </w:tcPr>
+          <w:p>
+            <w:r>
+              <w:t>20:30</w:t>
+            </w:r>
+          </w:p>
+        </w:tc>
+      </w:tr>
+    </w:tbl>
     <w:p>
       <w:pPr>
         <w:pStyle w:val="FirstParagraph"/>
@@ -7496,35 +8709,113 @@
         <w:t xml:space="preserve">：</w:t>
       </w:r>
     </w:p>
-    <w:p>
-      <w:pPr>
-        <w:pStyle w:val="SourceCode"/>
-      </w:pPr>
-      <w:r>
-        <w:rPr>
-          <w:rStyle w:val="VerbatimChar"/>
-        </w:rPr>
-        <w:t xml:space="preserve">start_time  end_time    day</w:t>
-      </w:r>
-      <w:r>
-        <w:br/>
-      </w:r>
-      <w:r>
-        <w:rPr>
-          <w:rStyle w:val="VerbatimChar"/>
-        </w:rPr>
-        <w:t xml:space="preserve">20:30   21:30   -1</w:t>
-      </w:r>
-      <w:r>
-        <w:br/>
-      </w:r>
-      <w:r>
-        <w:rPr>
-          <w:rStyle w:val="VerbatimChar"/>
-        </w:rPr>
-        <w:t xml:space="preserve">08:30   09:30   -1</w:t>
-      </w:r>
-    </w:p>
+    <w:tbl>
+      <w:tblPr>
+        <w:tblW w:type="auto" w:w="0"/>
+        <w:tblLook w:firstColumn="1" w:firstRow="1" w:lastColumn="0" w:lastRow="0" w:noHBand="0" w:noVBand="1" w:val="04A0"/>
+      </w:tblPr>
+      <w:tblGrid>
+        <w:gridCol w:w="3120"/>
+        <w:gridCol w:w="3120"/>
+        <w:gridCol w:w="3120"/>
+      </w:tblGrid>
+      <w:tr>
+        <w:tc>
+          <w:tcPr>
+            <w:tcW w:type="dxa" w:w="3120"/>
+          </w:tcPr>
+          <w:p>
+            <w:r>
+              <w:t>start_time</w:t>
+            </w:r>
+          </w:p>
+        </w:tc>
+        <w:tc>
+          <w:tcPr>
+            <w:tcW w:type="dxa" w:w="3120"/>
+          </w:tcPr>
+          <w:p>
+            <w:r>
+              <w:t>end_time</w:t>
+            </w:r>
+          </w:p>
+        </w:tc>
+        <w:tc>
+          <w:tcPr>
+            <w:tcW w:type="dxa" w:w="3120"/>
+          </w:tcPr>
+          <w:p>
+            <w:r>
+              <w:t>day</w:t>
+            </w:r>
+          </w:p>
+        </w:tc>
+      </w:tr>
+      <w:tr>
+        <w:tc>
+          <w:tcPr>
+            <w:tcW w:type="dxa" w:w="3120"/>
+          </w:tcPr>
+          <w:p>
+            <w:r>
+              <w:t>20:30</w:t>
+            </w:r>
+          </w:p>
+        </w:tc>
+        <w:tc>
+          <w:tcPr>
+            <w:tcW w:type="dxa" w:w="3120"/>
+          </w:tcPr>
+          <w:p>
+            <w:r>
+              <w:t>21:30</w:t>
+            </w:r>
+          </w:p>
+        </w:tc>
+        <w:tc>
+          <w:tcPr>
+            <w:tcW w:type="dxa" w:w="3120"/>
+          </w:tcPr>
+          <w:p>
+            <w:r>
+              <w:t>-1</w:t>
+            </w:r>
+          </w:p>
+        </w:tc>
+      </w:tr>
+      <w:tr>
+        <w:tc>
+          <w:tcPr>
+            <w:tcW w:type="dxa" w:w="3120"/>
+          </w:tcPr>
+          <w:p>
+            <w:r>
+              <w:t>08:30</w:t>
+            </w:r>
+          </w:p>
+        </w:tc>
+        <w:tc>
+          <w:tcPr>
+            <w:tcW w:type="dxa" w:w="3120"/>
+          </w:tcPr>
+          <w:p>
+            <w:r>
+              <w:t>09:30</w:t>
+            </w:r>
+          </w:p>
+        </w:tc>
+        <w:tc>
+          <w:tcPr>
+            <w:tcW w:type="dxa" w:w="3120"/>
+          </w:tcPr>
+          <w:p>
+            <w:r>
+              <w:t>-1</w:t>
+            </w:r>
+          </w:p>
+        </w:tc>
+      </w:tr>
+    </w:tbl>
     <w:p>
       <w:pPr>
         <w:pStyle w:val="FirstParagraph"/>
@@ -8008,26 +9299,159 @@
         <w:t xml:space="preserve">：</w:t>
       </w:r>
     </w:p>
-    <w:p>
-      <w:pPr>
-        <w:pStyle w:val="SourceCode"/>
-      </w:pPr>
-      <w:r>
-        <w:rPr>
-          <w:rStyle w:val="VerbatimChar"/>
-        </w:rPr>
-        <w:t xml:space="preserve">step_name   start_time  end_time    day end_start_time  end_end_time    end_day</w:t>
-      </w:r>
-      <w:r>
-        <w:br/>
-      </w:r>
-      <w:r>
-        <w:rPr>
-          <w:rStyle w:val="VerbatimChar"/>
-        </w:rPr>
-        <w:t xml:space="preserve">A008-R1-FTF-INPUT-TO-OUTPUT 09:30   20:00   -1          </w:t>
-      </w:r>
-    </w:p>
+    <w:tbl>
+      <w:tblPr>
+        <w:tblW w:type="auto" w:w="0"/>
+        <w:tblLook w:firstColumn="1" w:firstRow="1" w:lastColumn="0" w:lastRow="0" w:noHBand="0" w:noVBand="1" w:val="04A0"/>
+      </w:tblPr>
+      <w:tblGrid>
+        <w:gridCol w:w="1337"/>
+        <w:gridCol w:w="1337"/>
+        <w:gridCol w:w="1337"/>
+        <w:gridCol w:w="1337"/>
+        <w:gridCol w:w="1337"/>
+        <w:gridCol w:w="1337"/>
+        <w:gridCol w:w="1337"/>
+      </w:tblGrid>
+      <w:tr>
+        <w:tc>
+          <w:tcPr>
+            <w:tcW w:type="dxa" w:w="1337"/>
+          </w:tcPr>
+          <w:p>
+            <w:r>
+              <w:t>step_name</w:t>
+            </w:r>
+          </w:p>
+        </w:tc>
+        <w:tc>
+          <w:tcPr>
+            <w:tcW w:type="dxa" w:w="1337"/>
+          </w:tcPr>
+          <w:p>
+            <w:r>
+              <w:t>start_time</w:t>
+            </w:r>
+          </w:p>
+        </w:tc>
+        <w:tc>
+          <w:tcPr>
+            <w:tcW w:type="dxa" w:w="1337"/>
+          </w:tcPr>
+          <w:p>
+            <w:r>
+              <w:t>end_time</w:t>
+            </w:r>
+          </w:p>
+        </w:tc>
+        <w:tc>
+          <w:tcPr>
+            <w:tcW w:type="dxa" w:w="1337"/>
+          </w:tcPr>
+          <w:p>
+            <w:r>
+              <w:t>day</w:t>
+            </w:r>
+          </w:p>
+        </w:tc>
+        <w:tc>
+          <w:tcPr>
+            <w:tcW w:type="dxa" w:w="1337"/>
+          </w:tcPr>
+          <w:p>
+            <w:r>
+              <w:t>end_start_time</w:t>
+            </w:r>
+          </w:p>
+        </w:tc>
+        <w:tc>
+          <w:tcPr>
+            <w:tcW w:type="dxa" w:w="1337"/>
+          </w:tcPr>
+          <w:p>
+            <w:r>
+              <w:t>end_end_time</w:t>
+            </w:r>
+          </w:p>
+        </w:tc>
+        <w:tc>
+          <w:tcPr>
+            <w:tcW w:type="dxa" w:w="1337"/>
+          </w:tcPr>
+          <w:p>
+            <w:r>
+              <w:t>end_day</w:t>
+            </w:r>
+          </w:p>
+        </w:tc>
+      </w:tr>
+      <w:tr>
+        <w:tc>
+          <w:tcPr>
+            <w:tcW w:type="dxa" w:w="1337"/>
+          </w:tcPr>
+          <w:p>
+            <w:r>
+              <w:t>A008-R1-FTF-INPUT-TO-OUTPUT</w:t>
+            </w:r>
+          </w:p>
+        </w:tc>
+        <w:tc>
+          <w:tcPr>
+            <w:tcW w:type="dxa" w:w="1337"/>
+          </w:tcPr>
+          <w:p>
+            <w:r>
+              <w:t>09:30</w:t>
+            </w:r>
+          </w:p>
+        </w:tc>
+        <w:tc>
+          <w:tcPr>
+            <w:tcW w:type="dxa" w:w="1337"/>
+          </w:tcPr>
+          <w:p>
+            <w:r>
+              <w:t>20:00</w:t>
+            </w:r>
+          </w:p>
+        </w:tc>
+        <w:tc>
+          <w:tcPr>
+            <w:tcW w:type="dxa" w:w="1337"/>
+          </w:tcPr>
+          <w:p>
+            <w:r>
+              <w:t>-1</w:t>
+            </w:r>
+          </w:p>
+        </w:tc>
+        <w:tc>
+          <w:tcPr>
+            <w:tcW w:type="dxa" w:w="1337"/>
+          </w:tcPr>
+          <w:p>
+            <w:r/>
+          </w:p>
+        </w:tc>
+        <w:tc>
+          <w:tcPr>
+            <w:tcW w:type="dxa" w:w="1337"/>
+          </w:tcPr>
+          <w:p>
+            <w:r/>
+          </w:p>
+        </w:tc>
+        <w:tc>
+          <w:tcPr>
+            <w:tcW w:type="dxa" w:w="1337"/>
+          </w:tcPr>
+          <w:p>
+            <w:r/>
+          </w:p>
+        </w:tc>
+      </w:tr>
+    </w:tbl>
     <w:p>
       <w:pPr>
         <w:pStyle w:val="FirstParagraph"/>
@@ -8280,26 +9704,102 @@
         <w:t xml:space="preserve">：</w:t>
       </w:r>
     </w:p>
-    <w:p>
-      <w:pPr>
-        <w:pStyle w:val="SourceCode"/>
-      </w:pPr>
-      <w:r>
-        <w:rPr>
-          <w:rStyle w:val="VerbatimChar"/>
-        </w:rPr>
-        <w:t xml:space="preserve">product_name    input_number    output_number   change_step</w:t>
-      </w:r>
-      <w:r>
-        <w:br/>
-      </w:r>
-      <w:r>
-        <w:rPr>
-          <w:rStyle w:val="VerbatimChar"/>
-        </w:rPr>
-        <w:t xml:space="preserve">A008-MS 681 564 A008-R1-FTF-INPUT-TO-OUTPUT</w:t>
-      </w:r>
-    </w:p>
+    <w:tbl>
+      <w:tblPr>
+        <w:tblW w:type="auto" w:w="0"/>
+        <w:tblLook w:firstColumn="1" w:firstRow="1" w:lastColumn="0" w:lastRow="0" w:noHBand="0" w:noVBand="1" w:val="04A0"/>
+      </w:tblPr>
+      <w:tblGrid>
+        <w:gridCol w:w="2340"/>
+        <w:gridCol w:w="2340"/>
+        <w:gridCol w:w="2340"/>
+        <w:gridCol w:w="2340"/>
+      </w:tblGrid>
+      <w:tr>
+        <w:tc>
+          <w:tcPr>
+            <w:tcW w:type="dxa" w:w="2340"/>
+          </w:tcPr>
+          <w:p>
+            <w:r>
+              <w:t>product_name</w:t>
+            </w:r>
+          </w:p>
+        </w:tc>
+        <w:tc>
+          <w:tcPr>
+            <w:tcW w:type="dxa" w:w="2340"/>
+          </w:tcPr>
+          <w:p>
+            <w:r>
+              <w:t>input_number</w:t>
+            </w:r>
+          </w:p>
+        </w:tc>
+        <w:tc>
+          <w:tcPr>
+            <w:tcW w:type="dxa" w:w="2340"/>
+          </w:tcPr>
+          <w:p>
+            <w:r>
+              <w:t>output_number</w:t>
+            </w:r>
+          </w:p>
+        </w:tc>
+        <w:tc>
+          <w:tcPr>
+            <w:tcW w:type="dxa" w:w="2340"/>
+          </w:tcPr>
+          <w:p>
+            <w:r>
+              <w:t>change_step</w:t>
+            </w:r>
+          </w:p>
+        </w:tc>
+      </w:tr>
+      <w:tr>
+        <w:tc>
+          <w:tcPr>
+            <w:tcW w:type="dxa" w:w="2340"/>
+          </w:tcPr>
+          <w:p>
+            <w:r>
+              <w:t>A008-MS</w:t>
+            </w:r>
+          </w:p>
+        </w:tc>
+        <w:tc>
+          <w:tcPr>
+            <w:tcW w:type="dxa" w:w="2340"/>
+          </w:tcPr>
+          <w:p>
+            <w:r>
+              <w:t>681</w:t>
+            </w:r>
+          </w:p>
+        </w:tc>
+        <w:tc>
+          <w:tcPr>
+            <w:tcW w:type="dxa" w:w="2340"/>
+          </w:tcPr>
+          <w:p>
+            <w:r>
+              <w:t>564</w:t>
+            </w:r>
+          </w:p>
+        </w:tc>
+        <w:tc>
+          <w:tcPr>
+            <w:tcW w:type="dxa" w:w="2340"/>
+          </w:tcPr>
+          <w:p>
+            <w:r>
+              <w:t>A008-R1-FTF-INPUT-TO-OUTPUT</w:t>
+            </w:r>
+          </w:p>
+        </w:tc>
+      </w:tr>
+    </w:tbl>
     <w:p>
       <w:pPr>
         <w:pStyle w:val="FirstParagraph"/>
@@ -8880,35 +10380,229 @@
         <w:t xml:space="preserve">：</w:t>
       </w:r>
     </w:p>
-    <w:p>
-      <w:pPr>
-        <w:pStyle w:val="SourceCode"/>
-      </w:pPr>
-      <w:r>
-        <w:rPr>
-          <w:rStyle w:val="VerbatimChar"/>
-        </w:rPr>
-        <w:t xml:space="preserve">lot_name    reference_lot   reference_step  start_mod   start_step  hold_period_1_start hold_period_1_end</w:t>
-      </w:r>
-      <w:r>
-        <w:br/>
-      </w:r>
-      <w:r>
-        <w:rPr>
-          <w:rStyle w:val="VerbatimChar"/>
-        </w:rPr>
-        <w:t xml:space="preserve">real1   PC1 A005-P1-FC-REFLOW   0   A005-R1-FC-REFLOW       </w:t>
-      </w:r>
-      <w:r>
-        <w:br/>
-      </w:r>
-      <w:r>
-        <w:rPr>
-          <w:rStyle w:val="VerbatimChar"/>
-        </w:rPr>
-        <w:t xml:space="preserve">real1   PC1 A005-P1-UF-DISPENSE 0   A005-R1-UF-DISPENSE     </w:t>
-      </w:r>
-    </w:p>
+    <w:tbl>
+      <w:tblPr>
+        <w:tblW w:type="auto" w:w="0"/>
+        <w:tblLook w:firstColumn="1" w:firstRow="1" w:lastColumn="0" w:lastRow="0" w:noHBand="0" w:noVBand="1" w:val="04A0"/>
+      </w:tblPr>
+      <w:tblGrid>
+        <w:gridCol w:w="1337"/>
+        <w:gridCol w:w="1337"/>
+        <w:gridCol w:w="1337"/>
+        <w:gridCol w:w="1337"/>
+        <w:gridCol w:w="1337"/>
+        <w:gridCol w:w="1337"/>
+        <w:gridCol w:w="1337"/>
+      </w:tblGrid>
+      <w:tr>
+        <w:tc>
+          <w:tcPr>
+            <w:tcW w:type="dxa" w:w="1337"/>
+          </w:tcPr>
+          <w:p>
+            <w:r>
+              <w:t>lot_name</w:t>
+            </w:r>
+          </w:p>
+        </w:tc>
+        <w:tc>
+          <w:tcPr>
+            <w:tcW w:type="dxa" w:w="1337"/>
+          </w:tcPr>
+          <w:p>
+            <w:r>
+              <w:t>reference_lot</w:t>
+            </w:r>
+          </w:p>
+        </w:tc>
+        <w:tc>
+          <w:tcPr>
+            <w:tcW w:type="dxa" w:w="1337"/>
+          </w:tcPr>
+          <w:p>
+            <w:r>
+              <w:t>reference_step</w:t>
+            </w:r>
+          </w:p>
+        </w:tc>
+        <w:tc>
+          <w:tcPr>
+            <w:tcW w:type="dxa" w:w="1337"/>
+          </w:tcPr>
+          <w:p>
+            <w:r>
+              <w:t>start_mod</w:t>
+            </w:r>
+          </w:p>
+        </w:tc>
+        <w:tc>
+          <w:tcPr>
+            <w:tcW w:type="dxa" w:w="1337"/>
+          </w:tcPr>
+          <w:p>
+            <w:r>
+              <w:t>start_step</w:t>
+            </w:r>
+          </w:p>
+        </w:tc>
+        <w:tc>
+          <w:tcPr>
+            <w:tcW w:type="dxa" w:w="1337"/>
+          </w:tcPr>
+          <w:p>
+            <w:r>
+              <w:t>hold_period_1_start</w:t>
+            </w:r>
+          </w:p>
+        </w:tc>
+        <w:tc>
+          <w:tcPr>
+            <w:tcW w:type="dxa" w:w="1337"/>
+          </w:tcPr>
+          <w:p>
+            <w:r>
+              <w:t>hold_period_1_end</w:t>
+            </w:r>
+          </w:p>
+        </w:tc>
+      </w:tr>
+      <w:tr>
+        <w:tc>
+          <w:tcPr>
+            <w:tcW w:type="dxa" w:w="1337"/>
+          </w:tcPr>
+          <w:p>
+            <w:r>
+              <w:t>real1</w:t>
+            </w:r>
+          </w:p>
+        </w:tc>
+        <w:tc>
+          <w:tcPr>
+            <w:tcW w:type="dxa" w:w="1337"/>
+          </w:tcPr>
+          <w:p>
+            <w:r>
+              <w:t>PC1</w:t>
+            </w:r>
+          </w:p>
+        </w:tc>
+        <w:tc>
+          <w:tcPr>
+            <w:tcW w:type="dxa" w:w="1337"/>
+          </w:tcPr>
+          <w:p>
+            <w:r>
+              <w:t>A005-P1-FC-REFLOW</w:t>
+            </w:r>
+          </w:p>
+        </w:tc>
+        <w:tc>
+          <w:tcPr>
+            <w:tcW w:type="dxa" w:w="1337"/>
+          </w:tcPr>
+          <w:p>
+            <w:r>
+              <w:t>0</w:t>
+            </w:r>
+          </w:p>
+        </w:tc>
+        <w:tc>
+          <w:tcPr>
+            <w:tcW w:type="dxa" w:w="1337"/>
+          </w:tcPr>
+          <w:p>
+            <w:r>
+              <w:t>A005-R1-FC-REFLOW</w:t>
+            </w:r>
+          </w:p>
+        </w:tc>
+        <w:tc>
+          <w:tcPr>
+            <w:tcW w:type="dxa" w:w="1337"/>
+          </w:tcPr>
+          <w:p>
+            <w:r/>
+          </w:p>
+        </w:tc>
+        <w:tc>
+          <w:tcPr>
+            <w:tcW w:type="dxa" w:w="1337"/>
+          </w:tcPr>
+          <w:p>
+            <w:r/>
+          </w:p>
+        </w:tc>
+      </w:tr>
+      <w:tr>
+        <w:tc>
+          <w:tcPr>
+            <w:tcW w:type="dxa" w:w="1337"/>
+          </w:tcPr>
+          <w:p>
+            <w:r>
+              <w:t>real1</w:t>
+            </w:r>
+          </w:p>
+        </w:tc>
+        <w:tc>
+          <w:tcPr>
+            <w:tcW w:type="dxa" w:w="1337"/>
+          </w:tcPr>
+          <w:p>
+            <w:r>
+              <w:t>PC1</w:t>
+            </w:r>
+          </w:p>
+        </w:tc>
+        <w:tc>
+          <w:tcPr>
+            <w:tcW w:type="dxa" w:w="1337"/>
+          </w:tcPr>
+          <w:p>
+            <w:r>
+              <w:t>A005-P1-UF-DISPENSE</w:t>
+            </w:r>
+          </w:p>
+        </w:tc>
+        <w:tc>
+          <w:tcPr>
+            <w:tcW w:type="dxa" w:w="1337"/>
+          </w:tcPr>
+          <w:p>
+            <w:r>
+              <w:t>0</w:t>
+            </w:r>
+          </w:p>
+        </w:tc>
+        <w:tc>
+          <w:tcPr>
+            <w:tcW w:type="dxa" w:w="1337"/>
+          </w:tcPr>
+          <w:p>
+            <w:r>
+              <w:t>A005-R1-UF-DISPENSE</w:t>
+            </w:r>
+          </w:p>
+        </w:tc>
+        <w:tc>
+          <w:tcPr>
+            <w:tcW w:type="dxa" w:w="1337"/>
+          </w:tcPr>
+          <w:p>
+            <w:r/>
+          </w:p>
+        </w:tc>
+        <w:tc>
+          <w:tcPr>
+            <w:tcW w:type="dxa" w:w="1337"/>
+          </w:tcPr>
+          <w:p>
+            <w:r/>
+          </w:p>
+        </w:tc>
+      </w:tr>
+    </w:tbl>
     <w:p>
       <w:pPr>
         <w:pStyle w:val="FirstParagraph"/>
@@ -9437,42 +11131,142 @@
         <w:t xml:space="preserve">：</w:t>
       </w:r>
     </w:p>
-    <w:p>
-      <w:pPr>
-        <w:pStyle w:val="SourceCode"/>
-      </w:pPr>
-      <w:r>
-        <w:rPr>
-          <w:rStyle w:val="VerbatimChar"/>
-        </w:rPr>
-        <w:t xml:space="preserve">lot_name    step_name   delay_to    mode</w:t>
-      </w:r>
-      <w:r>
-        <w:br/>
-      </w:r>
-      <w:r>
-        <w:rPr>
-          <w:rStyle w:val="VerbatimChar"/>
-          <w:rFonts w:hint="eastAsia"/>
-        </w:rPr>
-        <w:t xml:space="preserve">CPU先导</w:t>
-      </w:r>
-      <w:r>
-        <w:rPr>
-          <w:rStyle w:val="VerbatimChar"/>
-        </w:rPr>
-        <w:t xml:space="preserve">   A008-R1-DPS-MOUNT   2026/8/25 14:00 delay</w:t>
-      </w:r>
-      <w:r>
-        <w:br/>
-      </w:r>
-      <w:r>
-        <w:rPr>
-          <w:rStyle w:val="VerbatimChar"/>
-        </w:rPr>
-        <w:t xml:space="preserve">DDR1        2026/8/25 09:00 pin</w:t>
-      </w:r>
-    </w:p>
+    <w:tbl>
+      <w:tblPr>
+        <w:tblW w:type="auto" w:w="0"/>
+        <w:tblLook w:firstColumn="1" w:firstRow="1" w:lastColumn="0" w:lastRow="0" w:noHBand="0" w:noVBand="1" w:val="04A0"/>
+      </w:tblPr>
+      <w:tblGrid>
+        <w:gridCol w:w="2340"/>
+        <w:gridCol w:w="2340"/>
+        <w:gridCol w:w="2340"/>
+        <w:gridCol w:w="2340"/>
+      </w:tblGrid>
+      <w:tr>
+        <w:tc>
+          <w:tcPr>
+            <w:tcW w:type="dxa" w:w="2340"/>
+          </w:tcPr>
+          <w:p>
+            <w:r>
+              <w:t>lot_name</w:t>
+            </w:r>
+          </w:p>
+        </w:tc>
+        <w:tc>
+          <w:tcPr>
+            <w:tcW w:type="dxa" w:w="2340"/>
+          </w:tcPr>
+          <w:p>
+            <w:r>
+              <w:t>step_name</w:t>
+            </w:r>
+          </w:p>
+        </w:tc>
+        <w:tc>
+          <w:tcPr>
+            <w:tcW w:type="dxa" w:w="2340"/>
+          </w:tcPr>
+          <w:p>
+            <w:r>
+              <w:t>delay_to</w:t>
+            </w:r>
+          </w:p>
+        </w:tc>
+        <w:tc>
+          <w:tcPr>
+            <w:tcW w:type="dxa" w:w="2340"/>
+          </w:tcPr>
+          <w:p>
+            <w:r>
+              <w:t>mode</w:t>
+            </w:r>
+          </w:p>
+        </w:tc>
+      </w:tr>
+      <w:tr>
+        <w:tc>
+          <w:tcPr>
+            <w:tcW w:type="dxa" w:w="2340"/>
+          </w:tcPr>
+          <w:p>
+            <w:r>
+              <w:t>CPU先导</w:t>
+            </w:r>
+          </w:p>
+        </w:tc>
+        <w:tc>
+          <w:tcPr>
+            <w:tcW w:type="dxa" w:w="2340"/>
+          </w:tcPr>
+          <w:p>
+            <w:r>
+              <w:t>A008-R1-DPS-MOUNT</w:t>
+            </w:r>
+          </w:p>
+        </w:tc>
+        <w:tc>
+          <w:tcPr>
+            <w:tcW w:type="dxa" w:w="2340"/>
+          </w:tcPr>
+          <w:p>
+            <w:r>
+              <w:t>2026/8/25 14:00</w:t>
+            </w:r>
+          </w:p>
+        </w:tc>
+        <w:tc>
+          <w:tcPr>
+            <w:tcW w:type="dxa" w:w="2340"/>
+          </w:tcPr>
+          <w:p>
+            <w:r>
+              <w:t>delay</w:t>
+            </w:r>
+          </w:p>
+        </w:tc>
+      </w:tr>
+      <w:tr>
+        <w:tc>
+          <w:tcPr>
+            <w:tcW w:type="dxa" w:w="2340"/>
+          </w:tcPr>
+          <w:p>
+            <w:r>
+              <w:t>DDR1</w:t>
+            </w:r>
+          </w:p>
+        </w:tc>
+        <w:tc>
+          <w:tcPr>
+            <w:tcW w:type="dxa" w:w="2340"/>
+          </w:tcPr>
+          <w:p>
+            <w:r/>
+          </w:p>
+        </w:tc>
+        <w:tc>
+          <w:tcPr>
+            <w:tcW w:type="dxa" w:w="2340"/>
+          </w:tcPr>
+          <w:p>
+            <w:r>
+              <w:t>2026/8/25 09:00</w:t>
+            </w:r>
+          </w:p>
+        </w:tc>
+        <w:tc>
+          <w:tcPr>
+            <w:tcW w:type="dxa" w:w="2340"/>
+          </w:tcPr>
+          <w:p>
+            <w:r>
+              <w:t>pin</w:t>
+            </w:r>
+          </w:p>
+        </w:tc>
+      </w:tr>
+    </w:tbl>
     <w:p>
       <w:pPr>
         <w:pStyle w:val="FirstParagraph"/>
